--- a/testakten/erbstreit-krypto-multisig-edelmann-stuttgart/17_nachlassinsolvenz_erwogen.docx
+++ b/testakten/erbstreit-krypto-multisig-edelmann-stuttgart/17_nachlassinsolvenz_erwogen.docx
@@ -88,7 +88,7 @@
         <w:pStyle w:val="ListNumber"/>
       </w:pPr>
       <w:r>
-        <w:t>Die Erbengemeinschaft haftet zunächst unbeschränkt für Nachlassverbindlichkeiten (§ 1967 BGB). Wenn die Aktiva sich durch Krypto-Streit, Kursverluste oder Anfechtungen reduzieren, könnte eine persönliche Haftung der Erben entstehen.</w:t>
+        <w:t>Die Erbengemeinschaft haftet zunächst unbeschränkt für Nachlassverbindlichkeiten (Paragraf 1967 BGB). Wenn die Aktiva sich durch Krypto-Streit, Kursverluste oder Anfechtungen reduzieren, könnte eine persönliche Haftung der Erben entstehen.</w:t>
       </w:r>
     </w:p>
     <w:p>
@@ -108,7 +108,7 @@
         <w:rPr>
           <w:rFonts w:ascii="Times New Roman" w:hAnsi="Times New Roman"/>
         </w:rPr>
-        <w:t>2. Instrument: Nachlassverwaltung (§§ 1975 ff. BGB)</w:t>
+        <w:t>2. Instrument: Nachlassverwaltung (Paragrafen 1975 ff. BGB)</w:t>
       </w:r>
     </w:p>
     <w:p>
@@ -139,7 +139,7 @@
         <w:t>Voraussetzung:</w:t>
       </w:r>
       <w:r>
-        <w:t xml:space="preserve"> Antrag eines Erben oder eines Nachlassgläubigers beim Nachlassgericht; Überschuldung oder Zahlungsunfähigkeit des Nachlasses muss drohen (§ 1981 Abs. 1 BGB — Antrag des Erben: wenn Befriedigung der Nachlassgläubiger durch Handlungen eines anderen Erben gefährdet).</w:t>
+        <w:t xml:space="preserve"> Antrag eines Erben oder eines Nachlassgläubigers beim Nachlassgericht; Überschuldung oder Zahlungsunfähigkeit des Nachlasses muss drohen (Paragraf 1981 Abs. 1 BGB — Antrag des Erben: wenn Befriedigung der Nachlassgläubiger durch Handlungen eines anderen Erben gefährdet).</w:t>
       </w:r>
     </w:p>
     <w:p>
@@ -206,7 +206,7 @@
         <w:rPr>
           <w:rFonts w:ascii="Times New Roman" w:hAnsi="Times New Roman"/>
         </w:rPr>
-        <w:t>3. Instrument: Nachlassinsolvenz (§§ 315 ff. InsO)</w:t>
+        <w:t>3. Instrument: Nachlassinsolvenz (Paragrafen 315 ff. InsO)</w:t>
       </w:r>
     </w:p>
     <w:p>
@@ -214,7 +214,7 @@
         <w:jc w:val="left"/>
       </w:pPr>
       <w:r>
-        <w:t>Die Nachlassinsolvenz kommt in Betracht, wenn der Nachlass zahlungsunfähig oder überschuldet ist (§§ 315, 320 InsO).</w:t>
+        <w:t>Die Nachlassinsolvenz kommt in Betracht, wenn der Nachlass zahlungsunfähig oder überschuldet ist (Paragrafen 315, 320 InsO).</w:t>
       </w:r>
     </w:p>
     <w:p>
@@ -287,7 +287,7 @@
         <w:rPr>
           <w:rFonts w:ascii="Times New Roman" w:hAnsi="Times New Roman"/>
         </w:rPr>
-        <w:t>4.1 Inventarerrichtung (§ 1993 ff. BGB)</w:t>
+        <w:t>4.1 Inventarerrichtung (Paragraf 1993 ff. BGB)</w:t>
       </w:r>
     </w:p>
     <w:p>
@@ -295,7 +295,7 @@
         <w:jc w:val="left"/>
       </w:pPr>
       <w:r>
-        <w:t>Jeder Erbe kann beim Nachlassgericht ein Inventar errichten lassen (§ 1993 BGB) und hat dann drei Monate Zeit; danach haftet er nur mit dem Inventar. Dies ist zu empfehlen, wenn die Nachlassverbindlichkeiten nicht vollständig bekannt sind.</w:t>
+        <w:t>Jeder Erbe kann beim Nachlassgericht ein Inventar errichten lassen (Paragraf 1993 BGB) und hat dann drei Monate Zeit; danach haftet er nur mit dem Inventar. Dies ist zu empfehlen, wenn die Nachlassverbindlichkeiten nicht vollständig bekannt sind.</w:t>
       </w:r>
     </w:p>
     <w:p>
@@ -320,7 +320,7 @@
         <w:rPr>
           <w:rFonts w:ascii="Times New Roman" w:hAnsi="Times New Roman"/>
         </w:rPr>
-        <w:t>4.2 Dreimonatseinrede (§ 2014 BGB)</w:t>
+        <w:t>4.2 Dreimonatseinrede (Paragraf 2014 BGB)</w:t>
       </w:r>
     </w:p>
     <w:p>
@@ -353,7 +353,7 @@
         <w:rPr>
           <w:rFonts w:ascii="Times New Roman" w:hAnsi="Times New Roman"/>
         </w:rPr>
-        <w:t>4.3 Aufgebotsverfahren (§§ 1970 ff. BGB)</w:t>
+        <w:t>4.3 Aufgebotsverfahren (Paragrafen 1970 ff. BGB)</w:t>
       </w:r>
     </w:p>
     <w:p>
@@ -361,7 +361,7 @@
         <w:jc w:val="left"/>
       </w:pPr>
       <w:r>
-        <w:t>Das Aufgebotsverfahren ermöglicht es der Erbengemeinschaft, öffentlich alle Nachlassgläubiger aufzufordern, sich zu melden. Gläubiger, die sich nicht melden, verlieren ihre Forderungen (§ 1973 BGB). Sinnvoll, wenn unklar ist, ob weitere Verbindlichkeiten existieren.</w:t>
+        <w:t>Das Aufgebotsverfahren ermöglicht es der Erbengemeinschaft, öffentlich alle Nachlassgläubiger aufzufordern, sich zu melden. Gläubiger, die sich nicht melden, verlieren ihre Forderungen (Paragraf 1973 BGB). Sinnvoll, wenn unklar ist, ob weitere Verbindlichkeiten existieren.</w:t>
       </w:r>
     </w:p>
     <w:p>
